--- a/companies/ai4comms/templates/docx/letterhead.docx
+++ b/companies/ai4comms/templates/docx/letterhead.docx
@@ -3,236 +3,19 @@
 <w:document xmlns:wpc="http://schemas.microsoft.com/office/word/2010/wordprocessingCanvas" xmlns:mc="http://schemas.openxmlformats.org/markup-compatibility/2006" xmlns:o="urn:schemas-microsoft-com:office:office" xmlns:r="http://schemas.openxmlformats.org/officeDocument/2006/relationships" xmlns:m="http://schemas.openxmlformats.org/officeDocument/2006/math" xmlns:v="urn:schemas-microsoft-com:vml" xmlns:wp14="http://schemas.microsoft.com/office/word/2010/wordprocessingDrawing" xmlns:wp="http://schemas.openxmlformats.org/drawingml/2006/wordprocessingDrawing" xmlns:w10="urn:schemas-microsoft-com:office:word" xmlns:w="http://schemas.openxmlformats.org/wordprocessingml/2006/main" xmlns:w14="http://schemas.microsoft.com/office/word/2010/wordml" xmlns:w15="http://schemas.microsoft.com/office/word/2012/wordml" xmlns:wpg="http://schemas.microsoft.com/office/word/2010/wordprocessingGroup" xmlns:wpi="http://schemas.microsoft.com/office/word/2010/wordprocessingInk" xmlns:wne="http://schemas.microsoft.com/office/word/2006/wordml" xmlns:wps="http://schemas.microsoft.com/office/word/2010/wordprocessingShape" xmlns:cx="http://schemas.microsoft.com/office/drawing/2014/chartex" xmlns:cx1="http://schemas.microsoft.com/office/drawing/2015/9/8/chartex" xmlns:cx2="http://schemas.microsoft.com/office/drawing/2015/10/21/chartex" xmlns:cx3="http://schemas.microsoft.com/office/drawing/2016/5/9/chartex" xmlns:cx4="http://schemas.microsoft.com/office/drawing/2016/5/10/chartex" xmlns:cx5="http://schemas.microsoft.com/office/drawing/2016/5/11/chartex" xmlns:cx6="http://schemas.microsoft.com/office/drawing/2016/5/12/chartex" xmlns:cx7="http://schemas.microsoft.com/office/drawing/2016/5/13/chartex" xmlns:cx8="http://schemas.microsoft.com/office/drawing/2016/5/14/chartex" xmlns:aink="http://schemas.microsoft.com/office/drawing/2016/ink" xmlns:am3d="http://schemas.microsoft.com/office/drawing/2017/model3d" xmlns:w16cex="http://schemas.microsoft.com/office/word/2018/wordml/cex" xmlns:w16cid="http://schemas.microsoft.com/office/word/2016/wordml/cid" xmlns:w16="http://schemas.microsoft.com/office/word/2018/wordml" xmlns:w16sdtdh="http://schemas.microsoft.com/office/word/2020/wordml/sdtdatahash" xmlns:w16se="http://schemas.microsoft.com/office/word/2015/wordml/symex" mc:Ignorable="w14 w15 wp14">
   <w:body>
     <w:p>
-      <w:pPr>
-        <w:spacing w:after="480" w:before="480"/>
-        <w:jc w:val="right"/>
-      </w:pPr>
-      <w:r>
-        <w:rPr>
-          <w:rFonts w:ascii="JetBrains Mono" w:cs="JetBrains Mono" w:eastAsia="JetBrains Mono" w:hAnsi="JetBrains Mono"/>
-          <w:color w:val="6F786B"/>
-          <w:sz w:val="20"/>
-          <w:szCs w:val="20"/>
-        </w:rPr>
-        <w:t xml:space="preserve">April 5, 2026</w:t>
-      </w:r>
-    </w:p>
-    <w:p>
-      <w:r>
-        <w:rPr>
-          <w:rFonts w:ascii="Inter" w:cs="Inter" w:eastAsia="Inter" w:hAnsi="Inter"/>
-          <w:b/>
-          <w:bCs/>
-          <w:color w:val="3A4238"/>
-          <w:sz w:val="22"/>
-          <w:szCs w:val="22"/>
-        </w:rPr>
-        <w:t xml:space="preserve">[Recipient Name]</w:t>
-      </w:r>
-    </w:p>
-    <w:p>
-      <w:r>
-        <w:rPr>
-          <w:rFonts w:ascii="Inter" w:cs="Inter" w:eastAsia="Inter" w:hAnsi="Inter"/>
-          <w:color w:val="3A4238"/>
-          <w:sz w:val="22"/>
-          <w:szCs w:val="22"/>
-        </w:rPr>
-        <w:t xml:space="preserve">[Title]</w:t>
-      </w:r>
-    </w:p>
-    <w:p>
-      <w:r>
-        <w:rPr>
-          <w:rFonts w:ascii="Inter" w:cs="Inter" w:eastAsia="Inter" w:hAnsi="Inter"/>
-          <w:color w:val="3A4238"/>
-          <w:sz w:val="22"/>
-          <w:szCs w:val="22"/>
-        </w:rPr>
-        <w:t xml:space="preserve">[Company]</w:t>
-      </w:r>
-    </w:p>
-    <w:p>
-      <w:r>
-        <w:rPr>
-          <w:rFonts w:ascii="Inter" w:cs="Inter" w:eastAsia="Inter" w:hAnsi="Inter"/>
-          <w:color w:val="3A4238"/>
-          <w:sz w:val="22"/>
-          <w:szCs w:val="22"/>
-        </w:rPr>
-        <w:t xml:space="preserve">[Street Address]</w:t>
-      </w:r>
-    </w:p>
-    <w:p>
-      <w:pPr>
-        <w:spacing w:after="360"/>
-      </w:pPr>
-      <w:r>
-        <w:rPr>
-          <w:rFonts w:ascii="Inter" w:cs="Inter" w:eastAsia="Inter" w:hAnsi="Inter"/>
-          <w:color w:val="3A4238"/>
-          <w:sz w:val="22"/>
-          <w:szCs w:val="22"/>
-        </w:rPr>
-        <w:t xml:space="preserve">[City, Postal Code]</w:t>
-      </w:r>
-    </w:p>
-    <w:p>
-      <w:pPr>
-        <w:pBdr>
-          <w:bottom w:val="single" w:color="44E88A" w:sz="6" w:space="4"/>
-        </w:pBdr>
-        <w:spacing w:after="240"/>
-      </w:pPr>
-      <w:r>
-        <w:rPr>
-          <w:rFonts w:ascii="JetBrains Mono" w:cs="JetBrains Mono" w:eastAsia="JetBrains Mono" w:hAnsi="JetBrains Mono"/>
-          <w:b/>
-          <w:bCs/>
-          <w:color w:val="1F4A2A"/>
-          <w:spacing w:val="20"/>
-          <w:sz w:val="18"/>
-          <w:szCs w:val="18"/>
-        </w:rPr>
-        <w:t xml:space="preserve">SUBJECT:  </w:t>
-      </w:r>
-      <w:r>
-        <w:rPr>
-          <w:rFonts w:ascii="Inter" w:cs="Inter" w:eastAsia="Inter" w:hAnsi="Inter"/>
-          <w:b/>
-          <w:bCs/>
-          <w:color w:val="0C1410"/>
-          <w:sz w:val="22"/>
-          <w:szCs w:val="22"/>
-        </w:rPr>
-        <w:t xml:space="preserve">[Subject line]</w:t>
-      </w:r>
-    </w:p>
-    <w:p>
-      <w:pPr>
-        <w:spacing w:after="240" w:before="240"/>
-      </w:pPr>
-      <w:r>
-        <w:rPr>
-          <w:rFonts w:ascii="Inter" w:cs="Inter" w:eastAsia="Inter" w:hAnsi="Inter"/>
-          <w:color w:val="3A4238"/>
-          <w:sz w:val="22"/>
-          <w:szCs w:val="22"/>
-        </w:rPr>
-        <w:t xml:space="preserve">Dear [Name],</w:t>
-      </w:r>
-    </w:p>
-    <w:p>
-      <w:pPr>
-        <w:spacing w:after="120" w:before="120" w:line="320"/>
-        <w:jc w:val="left"/>
-      </w:pPr>
-      <w:r>
-        <w:rPr>
-          <w:rFonts w:ascii="Inter" w:cs="Inter" w:eastAsia="Inter" w:hAnsi="Inter"/>
-          <w:i w:val="false"/>
-          <w:iCs w:val="false"/>
-          <w:color w:val="3A4238"/>
-          <w:sz w:val="22"/>
-          <w:szCs w:val="22"/>
-        </w:rPr>
-        <w:t xml:space="preserve">[Opening paragraph — establish context and purpose of the letter.]</w:t>
-      </w:r>
-    </w:p>
-    <w:p>
-      <w:pPr>
-        <w:spacing w:after="120" w:before="120" w:line="320"/>
-        <w:jc w:val="left"/>
-      </w:pPr>
-      <w:r>
-        <w:rPr>
-          <w:rFonts w:ascii="Inter" w:cs="Inter" w:eastAsia="Inter" w:hAnsi="Inter"/>
-          <w:i w:val="false"/>
-          <w:iCs w:val="false"/>
-          <w:color w:val="3A4238"/>
-          <w:sz w:val="22"/>
-          <w:szCs w:val="22"/>
-        </w:rPr>
-        <w:t xml:space="preserve">[Main body — develop the argument, present evidence, make the case.]</w:t>
-      </w:r>
-    </w:p>
-    <w:p>
-      <w:pPr>
-        <w:spacing w:after="120" w:before="120" w:line="320"/>
-        <w:jc w:val="left"/>
-      </w:pPr>
-      <w:r>
-        <w:rPr>
-          <w:rFonts w:ascii="Inter" w:cs="Inter" w:eastAsia="Inter" w:hAnsi="Inter"/>
-          <w:i w:val="false"/>
-          <w:iCs w:val="false"/>
-          <w:color w:val="3A4238"/>
-          <w:sz w:val="22"/>
-          <w:szCs w:val="22"/>
-        </w:rPr>
-        <w:t xml:space="preserve">[Closing paragraph — state the requested action or next step.]</w:t>
-      </w:r>
-    </w:p>
-    <w:p>
-      <w:pPr>
-        <w:spacing w:after="0" w:before="480"/>
-      </w:pPr>
-      <w:r>
-        <w:rPr>
-          <w:rFonts w:ascii="Inter" w:cs="Inter" w:eastAsia="Inter" w:hAnsi="Inter"/>
-          <w:color w:val="3A4238"/>
-          <w:sz w:val="22"/>
-          <w:szCs w:val="22"/>
-        </w:rPr>
-        <w:t xml:space="preserve">Kind regards,</w:t>
-      </w:r>
-    </w:p>
-    <w:p>
-      <w:pPr>
-        <w:spacing w:after="0" w:before="600"/>
-      </w:pPr>
-      <w:r>
-        <w:rPr>
-          <w:rFonts w:ascii="Inter" w:cs="Inter" w:eastAsia="Inter" w:hAnsi="Inter"/>
-          <w:b/>
-          <w:bCs/>
-          <w:color w:val="0C1410"/>
-          <w:sz w:val="22"/>
-          <w:szCs w:val="22"/>
-        </w:rPr>
-        <w:t xml:space="preserve">[Sender Name]</w:t>
-      </w:r>
-    </w:p>
-    <w:p>
-      <w:r>
-        <w:rPr>
-          <w:rFonts w:ascii="Inter" w:cs="Inter" w:eastAsia="Inter" w:hAnsi="Inter"/>
-          <w:color w:val="6F786B"/>
-          <w:sz w:val="20"/>
-          <w:szCs w:val="20"/>
-        </w:rPr>
-        <w:t xml:space="preserve">[Title]</w:t>
-      </w:r>
-    </w:p>
-    <w:p>
-      <w:r>
-        <w:rPr>
-          <w:rFonts w:ascii="Inter" w:cs="Inter" w:eastAsia="Inter" w:hAnsi="Inter"/>
-          <w:b/>
-          <w:bCs/>
-          <w:color w:val="1F4A2A"/>
-          <w:sz w:val="20"/>
-          <w:szCs w:val="20"/>
-        </w:rPr>
-        <w:t xml:space="preserve">AI4comms</w:t>
+      <w:r>
+        <w:t xml:space="preserve"/>
       </w:r>
     </w:p>
     <w:sectPr>
       <w:headerReference w:type="default" r:id="rId7"/>
-      <w:footerReference w:type="default" r:id="rId8"/>
+      <w:headerReference w:type="first" r:id="rId8"/>
+      <w:footerReference w:type="default" r:id="rId9"/>
+      <w:footerReference w:type="first" r:id="rId10"/>
       <w:pgSz w:w="11906" w:h="16838" w:orient="portrait"/>
-      <w:pgMar w:top="2160" w:right="1440" w:bottom="1440" w:left="1440" w:header="708" w:footer="708" w:gutter="0"/>
+      <w:pgMar w:top="2040" w:right="1417" w:bottom="1360" w:left="1417" w:header="708" w:footer="708" w:gutter="0"/>
       <w:pgNumType/>
+      <w:titlePg/>
       <w:docGrid w:linePitch="360"/>
     </w:sectPr>
   </w:body>
@@ -282,59 +65,187 @@
 
 <file path=word/footer1.xml><?xml version="1.0" encoding="utf-8"?>
 <w:ftr xmlns:wpc="http://schemas.microsoft.com/office/word/2010/wordprocessingCanvas" xmlns:mc="http://schemas.openxmlformats.org/markup-compatibility/2006" xmlns:o="urn:schemas-microsoft-com:office:office" xmlns:r="http://schemas.openxmlformats.org/officeDocument/2006/relationships" xmlns:m="http://schemas.openxmlformats.org/officeDocument/2006/math" xmlns:v="urn:schemas-microsoft-com:vml" xmlns:wp14="http://schemas.microsoft.com/office/word/2010/wordprocessingDrawing" xmlns:wp="http://schemas.openxmlformats.org/drawingml/2006/wordprocessingDrawing" xmlns:w10="urn:schemas-microsoft-com:office:word" xmlns:w="http://schemas.openxmlformats.org/wordprocessingml/2006/main" xmlns:w14="http://schemas.microsoft.com/office/word/2010/wordml" xmlns:w15="http://schemas.microsoft.com/office/word/2012/wordml" xmlns:wpg="http://schemas.microsoft.com/office/word/2010/wordprocessingGroup" xmlns:wpi="http://schemas.microsoft.com/office/word/2010/wordprocessingInk" xmlns:wne="http://schemas.microsoft.com/office/word/2006/wordml" xmlns:wps="http://schemas.microsoft.com/office/word/2010/wordprocessingShape">
-  <w:p>
-    <w:pPr>
-      <w:pBdr>
-        <w:top w:val="single" w:color="E9ECE4" w:sz="6" w:space="4"/>
-      </w:pBdr>
-      <w:jc w:val="center"/>
-    </w:pPr>
-    <w:r>
-      <w:rPr>
-        <w:rFonts w:ascii="Inter" w:cs="Inter" w:eastAsia="Inter" w:hAnsi="Inter"/>
-        <w:color w:val="929C8E"/>
-        <w:sz w:val="14"/>
-        <w:szCs w:val="14"/>
-      </w:rPr>
-      <w:t xml:space="preserve">AI4comms</w:t>
-    </w:r>
-    <w:r>
-      <w:rPr>
-        <w:rFonts w:ascii="Inter" w:cs="Inter" w:eastAsia="Inter" w:hAnsi="Inter"/>
-        <w:color w:val="E9ECE4"/>
-        <w:sz w:val="14"/>
-        <w:szCs w:val="14"/>
-      </w:rPr>
-      <w:t xml:space="preserve">  ·  </w:t>
-    </w:r>
-    <w:r>
-      <w:rPr>
-        <w:rFonts w:ascii="JetBrains Mono" w:cs="JetBrains Mono" w:eastAsia="JetBrains Mono" w:hAnsi="JetBrains Mono"/>
-        <w:color w:val="929C8E"/>
-        <w:sz w:val="14"/>
-        <w:szCs w:val="14"/>
-      </w:rPr>
-      <w:t xml:space="preserve">ai4comms.com</w:t>
-    </w:r>
-    <w:r>
-      <w:rPr>
-        <w:rFonts w:ascii="Inter" w:cs="Inter" w:eastAsia="Inter" w:hAnsi="Inter"/>
-        <w:color w:val="E9ECE4"/>
-        <w:sz w:val="14"/>
-        <w:szCs w:val="14"/>
-      </w:rPr>
-      <w:t xml:space="preserve">  ·  </w:t>
-    </w:r>
-    <w:r>
-      <w:rPr>
-        <w:rFonts w:ascii="JetBrains Mono" w:cs="JetBrains Mono" w:eastAsia="JetBrains Mono" w:hAnsi="JetBrains Mono"/>
-        <w:color w:val="929C8E"/>
-        <w:sz w:val="14"/>
-        <w:szCs w:val="14"/>
-      </w:rPr>
-      <w:t xml:space="preserve">hello@ai4comms.com</w:t>
-    </w:r>
-  </w:p>
+  <w:tbl>
+    <w:tblPr>
+      <w:tblW w:type="pct" w:w="100%"/>
+      <w:tblBorders>
+        <w:top w:val="none" w:color="FFFFFF" w:sz="0"/>
+        <w:left w:val="none" w:color="FFFFFF" w:sz="0"/>
+        <w:bottom w:val="none" w:color="FFFFFF" w:sz="0"/>
+        <w:right w:val="none" w:color="FFFFFF" w:sz="0"/>
+        <w:insideH w:val="none" w:color="FFFFFF" w:sz="0"/>
+        <w:insideV w:val="none" w:color="FFFFFF" w:sz="0"/>
+      </w:tblBorders>
+    </w:tblPr>
+    <w:tblGrid>
+      <w:gridCol w:w="100"/>
+      <w:gridCol w:w="100"/>
+      <w:gridCol w:w="100"/>
+    </w:tblGrid>
+    <w:tr>
+      <w:tc>
+        <w:tcPr>
+          <w:tcW w:type="pct" w:w="33.33%"/>
+          <w:tcBorders>
+            <w:top w:val="none" w:color="FFFFFF" w:sz="0"/>
+            <w:left w:val="none" w:color="FFFFFF" w:sz="0"/>
+            <w:bottom w:val="none" w:color="FFFFFF" w:sz="0"/>
+            <w:right w:val="none" w:color="FFFFFF" w:sz="0"/>
+          </w:tcBorders>
+        </w:tcPr>
+        <w:p>
+          <w:pPr>
+            <w:pStyle w:val="FooterText"/>
+            <w:jc w:val="left"/>
+          </w:pPr>
+          <w:r>
+            <w:t xml:space="preserve">AI4comms</w:t>
+          </w:r>
+        </w:p>
+      </w:tc>
+      <w:tc>
+        <w:tcPr>
+          <w:tcW w:type="pct" w:w="33.33%"/>
+          <w:tcBorders>
+            <w:top w:val="none" w:color="FFFFFF" w:sz="0"/>
+            <w:left w:val="none" w:color="FFFFFF" w:sz="0"/>
+            <w:bottom w:val="none" w:color="FFFFFF" w:sz="0"/>
+            <w:right w:val="none" w:color="FFFFFF" w:sz="0"/>
+          </w:tcBorders>
+        </w:tcPr>
+        <w:p>
+          <w:pPr>
+            <w:pStyle w:val="FooterText"/>
+            <w:jc w:val="center"/>
+          </w:pPr>
+          <w:r>
+            <w:t xml:space="preserve"/>
+          </w:r>
+        </w:p>
+      </w:tc>
+      <w:tc>
+        <w:tcPr>
+          <w:tcW w:type="pct" w:w="33.33%"/>
+          <w:tcBorders>
+            <w:top w:val="none" w:color="FFFFFF" w:sz="0"/>
+            <w:left w:val="none" w:color="FFFFFF" w:sz="0"/>
+            <w:bottom w:val="none" w:color="FFFFFF" w:sz="0"/>
+            <w:right w:val="none" w:color="FFFFFF" w:sz="0"/>
+          </w:tcBorders>
+        </w:tcPr>
+        <w:p>
+          <w:pPr>
+            <w:pStyle w:val="FooterText"/>
+            <w:jc w:val="right"/>
+          </w:pPr>
+          <w:r>
+            <w:fldChar w:fldCharType="begin"/>
+            <w:instrText xml:space="preserve">PAGE</w:instrText>
+            <w:fldChar w:fldCharType="separate"/>
+            <w:fldChar w:fldCharType="end"/>
+          </w:r>
+          <w:r>
+            <w:t xml:space="preserve"> / </w:t>
+          </w:r>
+          <w:r>
+            <w:fldChar w:fldCharType="begin"/>
+            <w:instrText xml:space="preserve">NUMPAGES</w:instrText>
+            <w:fldChar w:fldCharType="separate"/>
+            <w:fldChar w:fldCharType="end"/>
+          </w:r>
+        </w:p>
+      </w:tc>
+    </w:tr>
+  </w:tbl>
+</w:ftr>
+</file>
+
+<file path=word/footer2.xml><?xml version="1.0" encoding="utf-8"?>
+<w:ftr xmlns:wpc="http://schemas.microsoft.com/office/word/2010/wordprocessingCanvas" xmlns:mc="http://schemas.openxmlformats.org/markup-compatibility/2006" xmlns:o="urn:schemas-microsoft-com:office:office" xmlns:r="http://schemas.openxmlformats.org/officeDocument/2006/relationships" xmlns:m="http://schemas.openxmlformats.org/officeDocument/2006/math" xmlns:v="urn:schemas-microsoft-com:vml" xmlns:wp14="http://schemas.microsoft.com/office/word/2010/wordprocessingDrawing" xmlns:wp="http://schemas.openxmlformats.org/drawingml/2006/wordprocessingDrawing" xmlns:w10="urn:schemas-microsoft-com:office:word" xmlns:w="http://schemas.openxmlformats.org/wordprocessingml/2006/main" xmlns:w14="http://schemas.microsoft.com/office/word/2010/wordml" xmlns:w15="http://schemas.microsoft.com/office/word/2012/wordml" xmlns:wpg="http://schemas.microsoft.com/office/word/2010/wordprocessingGroup" xmlns:wpi="http://schemas.microsoft.com/office/word/2010/wordprocessingInk" xmlns:wne="http://schemas.microsoft.com/office/word/2006/wordml" xmlns:wps="http://schemas.microsoft.com/office/word/2010/wordprocessingShape">
+  <w:tbl>
+    <w:tblPr>
+      <w:tblW w:type="pct" w:w="100%"/>
+      <w:tblBorders>
+        <w:top w:val="none" w:color="FFFFFF" w:sz="0"/>
+        <w:left w:val="none" w:color="FFFFFF" w:sz="0"/>
+        <w:bottom w:val="none" w:color="FFFFFF" w:sz="0"/>
+        <w:right w:val="none" w:color="FFFFFF" w:sz="0"/>
+        <w:insideH w:val="none" w:color="FFFFFF" w:sz="0"/>
+        <w:insideV w:val="none" w:color="FFFFFF" w:sz="0"/>
+      </w:tblBorders>
+    </w:tblPr>
+    <w:tblGrid>
+      <w:gridCol w:w="100"/>
+      <w:gridCol w:w="100"/>
+      <w:gridCol w:w="100"/>
+    </w:tblGrid>
+    <w:tr>
+      <w:tc>
+        <w:tcPr>
+          <w:tcW w:type="pct" w:w="33.33%"/>
+          <w:tcBorders>
+            <w:top w:val="none" w:color="FFFFFF" w:sz="0"/>
+            <w:left w:val="none" w:color="FFFFFF" w:sz="0"/>
+            <w:bottom w:val="none" w:color="FFFFFF" w:sz="0"/>
+            <w:right w:val="none" w:color="FFFFFF" w:sz="0"/>
+          </w:tcBorders>
+        </w:tcPr>
+        <w:p>
+          <w:pPr>
+            <w:pStyle w:val="FooterText"/>
+            <w:jc w:val="left"/>
+          </w:pPr>
+          <w:r>
+            <w:t xml:space="preserve"/>
+          </w:r>
+        </w:p>
+      </w:tc>
+      <w:tc>
+        <w:tcPr>
+          <w:tcW w:type="pct" w:w="33.33%"/>
+          <w:tcBorders>
+            <w:top w:val="none" w:color="FFFFFF" w:sz="0"/>
+            <w:left w:val="none" w:color="FFFFFF" w:sz="0"/>
+            <w:bottom w:val="none" w:color="FFFFFF" w:sz="0"/>
+            <w:right w:val="none" w:color="FFFFFF" w:sz="0"/>
+          </w:tcBorders>
+        </w:tcPr>
+        <w:p>
+          <w:pPr>
+            <w:pStyle w:val="FooterText"/>
+            <w:jc w:val="center"/>
+          </w:pPr>
+          <w:r>
+            <w:t xml:space="preserve">AI4comms</w:t>
+          </w:r>
+        </w:p>
+      </w:tc>
+      <w:tc>
+        <w:tcPr>
+          <w:tcW w:type="pct" w:w="33.33%"/>
+          <w:tcBorders>
+            <w:top w:val="none" w:color="FFFFFF" w:sz="0"/>
+            <w:left w:val="none" w:color="FFFFFF" w:sz="0"/>
+            <w:bottom w:val="none" w:color="FFFFFF" w:sz="0"/>
+            <w:right w:val="none" w:color="FFFFFF" w:sz="0"/>
+          </w:tcBorders>
+        </w:tcPr>
+        <w:p>
+          <w:pPr>
+            <w:pStyle w:val="FooterText"/>
+            <w:jc w:val="right"/>
+          </w:pPr>
+          <w:r>
+            <w:t xml:space="preserve">© </w:t>
+          </w:r>
+          <w:fldSimple w:instr="DATE \@ &quot;yyyy&quot;"/>
+          <w:r>
+            <w:t xml:space="preserve"> AI4Comms. Alle rechten voorbehouden.</w:t>
+          </w:r>
+        </w:p>
+      </w:tc>
+    </w:tr>
+  </w:tbl>
 </w:ftr>
 </file>
 
@@ -379,13 +290,12 @@
 <w:hdr xmlns:wpc="http://schemas.microsoft.com/office/word/2010/wordprocessingCanvas" xmlns:mc="http://schemas.openxmlformats.org/markup-compatibility/2006" xmlns:o="urn:schemas-microsoft-com:office:office" xmlns:r="http://schemas.openxmlformats.org/officeDocument/2006/relationships" xmlns:m="http://schemas.openxmlformats.org/officeDocument/2006/math" xmlns:v="urn:schemas-microsoft-com:vml" xmlns:wp14="http://schemas.microsoft.com/office/word/2010/wordprocessingDrawing" xmlns:wp="http://schemas.openxmlformats.org/drawingml/2006/wordprocessingDrawing" xmlns:w10="urn:schemas-microsoft-com:office:word" xmlns:w="http://schemas.openxmlformats.org/wordprocessingml/2006/main" xmlns:w14="http://schemas.microsoft.com/office/word/2010/wordml" xmlns:w15="http://schemas.microsoft.com/office/word/2012/wordml" xmlns:wpg="http://schemas.microsoft.com/office/word/2010/wordprocessingGroup" xmlns:wpi="http://schemas.microsoft.com/office/word/2010/wordprocessingInk" xmlns:wne="http://schemas.microsoft.com/office/word/2006/wordml" xmlns:wps="http://schemas.microsoft.com/office/word/2010/wordprocessingShape" xmlns:cx="http://schemas.microsoft.com/office/drawing/2014/chartex" xmlns:cx1="http://schemas.microsoft.com/office/drawing/2015/9/8/chartex" xmlns:cx2="http://schemas.microsoft.com/office/drawing/2015/10/21/chartex" xmlns:cx3="http://schemas.microsoft.com/office/drawing/2016/5/9/chartex" xmlns:cx4="http://schemas.microsoft.com/office/drawing/2016/5/10/chartex" xmlns:cx5="http://schemas.microsoft.com/office/drawing/2016/5/11/chartex" xmlns:cx6="http://schemas.microsoft.com/office/drawing/2016/5/12/chartex" xmlns:cx7="http://schemas.microsoft.com/office/drawing/2016/5/13/chartex" xmlns:cx8="http://schemas.microsoft.com/office/drawing/2016/5/14/chartex" xmlns:w16cid="http://schemas.microsoft.com/office/word/2016/wordml/cid" xmlns:w16se="http://schemas.microsoft.com/office/word/2015/wordml/symex">
   <w:p>
     <w:pPr>
-      <w:spacing w:after="120"/>
       <w:jc w:val="left"/>
     </w:pPr>
     <w:r>
       <w:drawing>
         <wp:inline distT="0" distB="0" distL="0" distR="0">
-          <wp:extent cx="1333500" cy="400050"/>
+          <wp:extent cx="504825" cy="323850"/>
           <wp:effectExtent t="0" r="0" b="0" l="0"/>
           <wp:docPr id="1" name="" descr="" title=""/>
           <wp:cNvGraphicFramePr>
@@ -410,7 +320,57 @@
                 <pic:spPr bwMode="auto">
                   <a:xfrm>
                     <a:off x="0" y="0"/>
-                    <a:ext cx="1333500" cy="400050"/>
+                    <a:ext cx="504825" cy="323850"/>
+                  </a:xfrm>
+                  <a:prstGeom prst="rect">
+                    <a:avLst/>
+                  </a:prstGeom>
+                </pic:spPr>
+              </pic:pic>
+            </a:graphicData>
+          </a:graphic>
+        </wp:inline>
+      </w:drawing>
+    </w:r>
+  </w:p>
+</w:hdr>
+</file>
+
+<file path=word/header2.xml><?xml version="1.0" encoding="utf-8"?>
+<w:hdr xmlns:wpc="http://schemas.microsoft.com/office/word/2010/wordprocessingCanvas" xmlns:mc="http://schemas.openxmlformats.org/markup-compatibility/2006" xmlns:o="urn:schemas-microsoft-com:office:office" xmlns:r="http://schemas.openxmlformats.org/officeDocument/2006/relationships" xmlns:m="http://schemas.openxmlformats.org/officeDocument/2006/math" xmlns:v="urn:schemas-microsoft-com:vml" xmlns:wp14="http://schemas.microsoft.com/office/word/2010/wordprocessingDrawing" xmlns:wp="http://schemas.openxmlformats.org/drawingml/2006/wordprocessingDrawing" xmlns:w10="urn:schemas-microsoft-com:office:word" xmlns:w="http://schemas.openxmlformats.org/wordprocessingml/2006/main" xmlns:w14="http://schemas.microsoft.com/office/word/2010/wordml" xmlns:w15="http://schemas.microsoft.com/office/word/2012/wordml" xmlns:wpg="http://schemas.microsoft.com/office/word/2010/wordprocessingGroup" xmlns:wpi="http://schemas.microsoft.com/office/word/2010/wordprocessingInk" xmlns:wne="http://schemas.microsoft.com/office/word/2006/wordml" xmlns:wps="http://schemas.microsoft.com/office/word/2010/wordprocessingShape" xmlns:cx="http://schemas.microsoft.com/office/drawing/2014/chartex" xmlns:cx1="http://schemas.microsoft.com/office/drawing/2015/9/8/chartex" xmlns:cx2="http://schemas.microsoft.com/office/drawing/2015/10/21/chartex" xmlns:cx3="http://schemas.microsoft.com/office/drawing/2016/5/9/chartex" xmlns:cx4="http://schemas.microsoft.com/office/drawing/2016/5/10/chartex" xmlns:cx5="http://schemas.microsoft.com/office/drawing/2016/5/11/chartex" xmlns:cx6="http://schemas.microsoft.com/office/drawing/2016/5/12/chartex" xmlns:cx7="http://schemas.microsoft.com/office/drawing/2016/5/13/chartex" xmlns:cx8="http://schemas.microsoft.com/office/drawing/2016/5/14/chartex" xmlns:w16cid="http://schemas.microsoft.com/office/word/2016/wordml/cid" xmlns:w16se="http://schemas.microsoft.com/office/word/2015/wordml/symex">
+  <w:p>
+    <w:pPr>
+      <w:jc w:val="left"/>
+    </w:pPr>
+    <w:r>
+      <w:drawing>
+        <wp:inline distT="0" distB="0" distL="0" distR="0">
+          <wp:extent cx="781050" cy="504825"/>
+          <wp:effectExtent t="0" r="0" b="0" l="0"/>
+          <wp:docPr id="1" name="" descr="" title=""/>
+          <wp:cNvGraphicFramePr>
+            <a:graphicFrameLocks xmlns:a="http://schemas.openxmlformats.org/drawingml/2006/main" noChangeAspect="1"/>
+          </wp:cNvGraphicFramePr>
+          <a:graphic xmlns:a="http://schemas.openxmlformats.org/drawingml/2006/main">
+            <a:graphicData uri="http://schemas.openxmlformats.org/drawingml/2006/picture">
+              <pic:pic xmlns:pic="http://schemas.openxmlformats.org/drawingml/2006/picture">
+                <pic:nvPicPr>
+                  <pic:cNvPr id="0" name="" descr=""/>
+                  <pic:cNvPicPr>
+                    <a:picLocks noChangeAspect="1" noChangeArrowheads="1"/>
+                  </pic:cNvPicPr>
+                </pic:nvPicPr>
+                <pic:blipFill>
+                  <a:blip r:embed="rId0" cstate="none"/>
+                  <a:srcRect/>
+                  <a:stretch>
+                    <a:fillRect/>
+                  </a:stretch>
+                </pic:blipFill>
+                <pic:spPr bwMode="auto">
+                  <a:xfrm>
+                    <a:off x="0" y="0"/>
+                    <a:ext cx="781050" cy="504825"/>
                   </a:xfrm>
                   <a:prstGeom prst="rect">
                     <a:avLst/>
@@ -426,38 +386,10 @@
   <w:p>
     <w:pPr>
       <w:pBdr>
-        <w:bottom w:val="single" w:color="44E88A" w:sz="12" w:space="4"/>
+        <w:bottom w:val="single" w:color="9EC187" w:sz="12" w:space="1"/>
       </w:pBdr>
-      <w:tabs>
-        <w:tab w:val="right" w:pos="9026"/>
-      </w:tabs>
+      <w:spacing w:before="96"/>
     </w:pPr>
-    <w:r>
-      <w:rPr>
-        <w:rFonts w:ascii="Inter" w:cs="Inter" w:eastAsia="Inter" w:hAnsi="Inter"/>
-        <w:color w:val="929C8E"/>
-        <w:sz w:val="16"/>
-        <w:szCs w:val="16"/>
-      </w:rPr>
-      <w:t xml:space="preserve">Strategic Communications</w:t>
-    </w:r>
-    <w:r>
-      <w:rPr>
-        <w:rFonts w:ascii="Inter" w:cs="Inter" w:eastAsia="Inter" w:hAnsi="Inter"/>
-      </w:rPr>
-      <w:t xml:space="preserve">	</w:t>
-    </w:r>
-    <w:r>
-      <w:rPr>
-        <w:rFonts w:ascii="JetBrains Mono" w:cs="JetBrains Mono" w:eastAsia="JetBrains Mono" w:hAnsi="JetBrains Mono"/>
-        <w:b/>
-        <w:bCs/>
-        <w:color w:val="1F4A2A"/>
-        <w:sz w:val="16"/>
-        <w:szCs w:val="16"/>
-      </w:rPr>
-      <w:t xml:space="preserve">ai4comms.com</w:t>
-    </w:r>
   </w:p>
 </w:hdr>
 </file>
@@ -560,14 +492,7 @@
 <file path=word/styles.xml><?xml version="1.0" encoding="utf-8"?>
 <w:styles xmlns:mc="http://schemas.openxmlformats.org/markup-compatibility/2006" xmlns:r="http://schemas.openxmlformats.org/officeDocument/2006/relationships" xmlns:w="http://schemas.openxmlformats.org/wordprocessingml/2006/main" xmlns:w14="http://schemas.microsoft.com/office/word/2010/wordml" xmlns:w15="http://schemas.microsoft.com/office/word/2012/wordml" mc:Ignorable="w14 w15">
   <w:docDefaults>
-    <w:rPrDefault>
-      <w:rPr>
-        <w:rFonts w:ascii="Inter" w:cs="Inter" w:eastAsia="Inter" w:hAnsi="Inter"/>
-        <w:color w:val="3A4238"/>
-        <w:sz w:val="22"/>
-        <w:szCs w:val="22"/>
-      </w:rPr>
-    </w:rPrDefault>
+    <w:rPrDefault/>
     <w:pPrDefault/>
   </w:docDefaults>
   <w:style w:type="paragraph" w:styleId="Title">
